--- a/data/Agreements EU-LAC_EuroLat Resolution On Digital Platforms in the Modern Economy.docx
+++ b/data/Agreements EU-LAC_EuroLat Resolution On Digital Platforms in the Modern Economy.docx
@@ -2,13 +2,13 @@
 <file path=word/document.xml><?xml version="1.0" encoding="utf-8"?>
 <w:document xmlns:w="http://schemas.openxmlformats.org/wordprocessingml/2006/main" xmlns:m="http://schemas.openxmlformats.org/officeDocument/2006/math" xmlns:r="http://schemas.openxmlformats.org/officeDocument/2006/relationships" xmlns:o="urn:schemas-microsoft-com:office:office" xmlns:v="urn:schemas-microsoft-com:vml" xmlns:w10="urn:schemas-microsoft-com:office:word" xmlns:a="http://schemas.openxmlformats.org/drawingml/2006/main" xmlns:pic="http://schemas.openxmlformats.org/drawingml/2006/picture" xmlns:wp="http://schemas.openxmlformats.org/drawingml/2006/wordprocessingDrawing">
   <w:body>
-    <w:bookmarkStart w:id="26" w:name="Xce91b112df2fd6d476c0832ea7825c7f1234816"/>
+    <w:bookmarkStart w:id="26" w:name="X64396e351d9cf17b1f90e700350abe7b6737022"/>
     <w:p>
       <w:pPr>
         <w:pStyle w:val="Heading1"/>
       </w:pPr>
       <w:r>
-        <w:t xml:space="preserve">EuroLat Resolution on Digital Platforms in the Modern Economy</w:t>
+        <w:t xml:space="preserve">EuroLat Resolution on Digital Platforms in the Modern Economy (2023)</w:t>
       </w:r>
     </w:p>
     <w:p>
@@ -55,7 +55,7 @@
         <w:pStyle w:val="FirstParagraph"/>
       </w:pPr>
       <w:r>
-        <w:t xml:space="preserve">The EuroLat Resolution on Digital Platforms in the Modern Economy, adopted on July 27, 2023, emphasizes the need for a robust digital economy in both Europe and Latin America. It highlights the rapid growth of the digital economy, the importance of equitable access to digital services, and the necessity for regulatory frameworks that protect workers’ rights and consumer privacy. The resolution calls for the establishment of a secure digital infrastructure, the creation of a common digital market, and the promotion of digital literacy to bridge the digital divide. It also stresses the importance of international cooperation to address challenges posed by digitalization, including the need for fair taxation and measures against online misinformation and cybercrime. Overall, the resolution aims to foster a competitive and inclusive digital landscape that benefits all stakeholders.</w:t>
+        <w:t xml:space="preserve">The EuroLat Resolution on Digital Platforms in the Modern Economy (July 2023) addresses the rapid growth and transformative impact of digital platforms in Europe and Latin America. It highlights the dominance of US and Chinese platforms, the digital divide in Latin America, and the need for robust digital infrastructure, fair regulation, and digital literacy. The resolution calls for the creation of a secure, competitive digital environment, a common digital market in Latin America and the Caribbean, and harmonized legal frameworks to protect consumers and workers. It emphasizes investment in broadband, digital skills, and fair taxation, while urging action against illegal online content, misinformation, and cybercrime. The resolution also stresses the importance of data protection, competition policy, and international cooperation to ensure inclusive, equitable digital economic development across both regions.</w:t>
       </w:r>
     </w:p>
     <w:bookmarkEnd w:id="20"/>
@@ -77,7 +77,7 @@
         </w:numPr>
       </w:pPr>
       <w:r>
-        <w:t xml:space="preserve">The resolution addresses the growth and impact of digital platforms in the modern economy, emphasizing their role in economic development and job creation in both Europe and Latin America.</w:t>
+        <w:t xml:space="preserve">Digital platforms are highly diverse, ranging from global multinationals to local non-profits, and include online marketplaces, social networks, content channels, app stores, payment services, collaborative economy platforms, and search engines.</w:t>
       </w:r>
     </w:p>
     <w:p>
@@ -89,7 +89,7 @@
         </w:numPr>
       </w:pPr>
       <w:r>
-        <w:t xml:space="preserve">It highlights the digital divide, noting that significant portions of the population in Latin America lack access to digital services, which hinders economic participation.</w:t>
+        <w:t xml:space="preserve">Key shared characteristics include the use of ICT to enable new forms of user interaction, data collection and utilization, and strong network effects, often leading to market dominance by a few operators.</w:t>
       </w:r>
     </w:p>
     <w:p>
@@ -101,7 +101,7 @@
         </w:numPr>
       </w:pPr>
       <w:r>
-        <w:t xml:space="preserve">The document calls for the establishment of a secure digital infrastructure and a unified digital market to enhance connectivity and economic opportunities.</w:t>
+        <w:t xml:space="preserve">Digital platforms facilitate business opportunities, employment, and economic growth, especially for SMEs, microenterprises, and startups, by lowering entry barriers to global markets.</w:t>
       </w:r>
     </w:p>
     <w:p>
@@ -113,7 +113,7 @@
         </w:numPr>
       </w:pPr>
       <w:r>
-        <w:t xml:space="preserve">It stresses the importance of fair labor conditions and consumer protection in the digital economy, advocating for rights and protections for platform workers.</w:t>
+        <w:t xml:space="preserve">There are significant concerns about fair working conditions, social protection, and workers’ rights, as well as the need for regulatory frameworks to ensure transparency, accountability, and competition.</w:t>
       </w:r>
     </w:p>
     <w:p>
@@ -125,7 +125,19 @@
         </w:numPr>
       </w:pPr>
       <w:r>
-        <w:t xml:space="preserve">The resolution encourages international cooperation to address challenges posed by digitalization, including regulatory frameworks and combating misinformation and cybercrime.</w:t>
+        <w:t xml:space="preserve">The digital divide remains a challenge, particularly in Latin America and the Caribbean, with disparities in broadband access, especially between urban and rural areas.</w:t>
+      </w:r>
+    </w:p>
+    <w:p>
+      <w:pPr>
+        <w:pStyle w:val="Compact"/>
+        <w:numPr>
+          <w:ilvl w:val="0"/>
+          <w:numId w:val="1001"/>
+        </w:numPr>
+      </w:pPr>
+      <w:r>
+        <w:t xml:space="preserve">The resolution emphasizes the need for secure infrastructure, digital literacy, fair taxation, consumer protection (especially regarding data privacy), and international cooperation to address challenges and maximize the benefits of digital platforms.</w:t>
       </w:r>
     </w:p>
     <w:bookmarkEnd w:id="21"/>
@@ -195,7 +207,7 @@
               <w:pStyle w:val="Compact"/>
             </w:pPr>
             <w:r>
-              <w:t xml:space="preserve">Asamblea Parlamentaria Euro-Latinoamericana; Carlos Abraham Jiménez; Nicola Danti; Parlamento Europeo; Unión Europea; Parlamento Andino; Comunidad Andina; Organización de Estados Americanos; Naciones Unidas; Organización Mundial del Comercio; G20</w:t>
+              <w:t xml:space="preserve">European Union; European Parliament; European Commission; EU Member States; European Council; Parliament Latinoamericano; Parlamento Centroamericano; Parlamento Andino; Parlamento del Mercosur; Comisión de Representantes Permanentes del Mercosur; Secretaría Permanente del Sistema Económico Latinoamericano y del Caribe; Organización de los Estados Americanos; Naciones Unidas; Policy Level Representatives; Governments; Government Officials</w:t>
             </w:r>
           </w:p>
         </w:tc>
@@ -219,7 +231,55 @@
               <w:pStyle w:val="Compact"/>
             </w:pPr>
             <w:r>
-              <w:t xml:space="preserve">CAF (Banco de Desarrollo de América Latina); Organización para la Cooperación y el Desarrollo Económicos; Banco Interamericano de Desarrollo; Banco Mundial</w:t>
+              <w:t xml:space="preserve">Organisation for Economic Cooperation and Development; Development Bank of Latin America and the Caribbean; Digital Companies; ICT Companies; Telecommunication Companies; Industry Actors; Private Sector Representatives; World Bank</w:t>
+            </w:r>
+          </w:p>
+        </w:tc>
+      </w:tr>
+      <w:tr>
+        <w:tc>
+          <w:tcPr/>
+          <w:p>
+            <w:pPr>
+              <w:pStyle w:val="Compact"/>
+            </w:pPr>
+            <w:r>
+              <w:t xml:space="preserve">Research and Innovation Actors</w:t>
+            </w:r>
+          </w:p>
+        </w:tc>
+        <w:tc>
+          <w:tcPr/>
+          <w:p>
+            <w:pPr>
+              <w:pStyle w:val="Compact"/>
+            </w:pPr>
+            <w:r>
+              <w:t xml:space="preserve">CEPAL; Research Performing Organisations; Technology Organisations; Digital for Development Hub; EU-LAC Digital Alliance; Universities; Academic Institutions</w:t>
+            </w:r>
+          </w:p>
+        </w:tc>
+      </w:tr>
+      <w:tr>
+        <w:tc>
+          <w:tcPr/>
+          <w:p>
+            <w:pPr>
+              <w:pStyle w:val="Compact"/>
+            </w:pPr>
+            <w:r>
+              <w:t xml:space="preserve">Civil Society Actors</w:t>
+            </w:r>
+          </w:p>
+        </w:tc>
+        <w:tc>
+          <w:tcPr/>
+          <w:p>
+            <w:pPr>
+              <w:pStyle w:val="Compact"/>
+            </w:pPr>
+            <w:r>
+              <w:t xml:space="preserve">Civil Society Organisations; Non-governmental Institutions; Digital Literacy Initiatives; Digital Training and Education Providers</w:t>
             </w:r>
           </w:p>
         </w:tc>
@@ -292,7 +352,7 @@
               <w:pStyle w:val="Compact"/>
             </w:pPr>
             <w:r>
-              <w:t xml:space="preserve">Digital Platforms; Digital Economy; Digital Infrastructure</w:t>
+              <w:t xml:space="preserve">Digital Platforms; Digital Economy; Digital Infrastructure; Digital Trade; Digital Skills Development; Digital Acceleration; Digital Agenda; Digital Policy; Digital Ecosystem; Digital Regulation; Digital Transitions</w:t>
             </w:r>
           </w:p>
         </w:tc>
@@ -316,7 +376,31 @@
               <w:pStyle w:val="Compact"/>
             </w:pPr>
             <w:r>
-              <w:t xml:space="preserve">Data Protection; Digital Rights; Digital Governance</w:t>
+              <w:t xml:space="preserve">Data Protection; Digital Governance; E-Governance; Cybersecurity; Digital Rights; Internet Governance; Data Governance; Digital Ethics</w:t>
+            </w:r>
+          </w:p>
+        </w:tc>
+      </w:tr>
+      <w:tr>
+        <w:tc>
+          <w:tcPr/>
+          <w:p>
+            <w:pPr>
+              <w:pStyle w:val="Compact"/>
+            </w:pPr>
+            <w:r>
+              <w:t xml:space="preserve">Inclusion &amp; Social Development</w:t>
+            </w:r>
+          </w:p>
+        </w:tc>
+        <w:tc>
+          <w:tcPr/>
+          <w:p>
+            <w:pPr>
+              <w:pStyle w:val="Compact"/>
+            </w:pPr>
+            <w:r>
+              <w:t xml:space="preserve">Digital Inclusion; Connectivity; Digital Education</w:t>
             </w:r>
           </w:p>
         </w:tc>
@@ -340,7 +424,7 @@
               <w:pStyle w:val="Compact"/>
             </w:pPr>
             <w:r>
-              <w:t xml:space="preserve">EU-LAC Digital Alliance; Global Digital Cooperation</w:t>
+              <w:t xml:space="preserve">EU-LAC Digital Alliance; Bi-regional Cooperation; Global Digital Cooperation; Multilateralism; Digital &amp; Technological Partnerships</w:t>
             </w:r>
           </w:p>
         </w:tc>
@@ -365,7 +449,7 @@
         </w:numPr>
       </w:pPr>
       <w:r>
-        <w:t xml:space="preserve">Launch of the</w:t>
+        <w:t xml:space="preserve">In December 2021, the European Union launched the</w:t>
       </w:r>
       <w:r>
         <w:t xml:space="preserve"> </w:t>
@@ -377,7 +461,7 @@
         <w:t xml:space="preserve"> </w:t>
       </w:r>
       <w:r>
-        <w:t xml:space="preserve">(D4D) platform by the European Union in December 2021 to enhance global cooperation in digital markets in Latin America and the Caribbean.</w:t>
+        <w:t xml:space="preserve">(D4D) platform for Latin America and the Caribbean to boost global cooperation in digital markets.</w:t>
       </w:r>
     </w:p>
     <w:p>
@@ -389,7 +473,7 @@
         </w:numPr>
       </w:pPr>
       <w:r>
-        <w:t xml:space="preserve">Recommendation for the establishment of a digital single market in Latin America and the Caribbean to facilitate the free movement of digital goods, services, and capital.</w:t>
+        <w:t xml:space="preserve">The European Union and Latin America and the Caribbean are participating in ongoing multilateral negotiations at the World Trade Organization (WTO) on e-commerce, with a broad membership and an ambitious negotiation agenda.</w:t>
       </w:r>
     </w:p>
     <w:p>
@@ -401,7 +485,7 @@
         </w:numPr>
       </w:pPr>
       <w:r>
-        <w:t xml:space="preserve">Support for the ongoing multilateral negotiations at the World Trade Organization (WTO) regarding electronic commerce to enhance digital transactions and participation of small and medium enterprises (SMEs).</w:t>
+        <w:t xml:space="preserve">The OECD agreement on a two-pillar approach for digital economy taxation has been reached, with the EU and Latin America and the Caribbean coordinating efforts for its effective implementation.</w:t>
       </w:r>
     </w:p>
     <w:p>
@@ -413,7 +497,7 @@
         </w:numPr>
       </w:pPr>
       <w:r>
-        <w:t xml:space="preserve">Call for the development of digital literacy programs at all levels to ensure widespread access to digital tools and connectivity, particularly in rural and remote areas.</w:t>
+        <w:t xml:space="preserve">National broadband infrastructure plans are being implemented to maximize the potential of broadband for economic growth, competitiveness, and innovation, using a mix of legislation, public policy, funding mechanisms, and expanded coverage.</w:t>
       </w:r>
     </w:p>
     <w:p>
@@ -425,7 +509,7 @@
         </w:numPr>
       </w:pPr>
       <w:r>
-        <w:t xml:space="preserve">Emphasis on the need to strengthen broadband infrastructure through national plans to maximize its potential for economic growth and innovation.</w:t>
+        <w:t xml:space="preserve">Existing funding mechanisms, including access to venture capital, banks, public funds, and crowdfunding, are being used to support the development and expansion of digital platforms and infrastructure.</w:t>
       </w:r>
     </w:p>
     <w:p>
@@ -437,7 +521,7 @@
         </w:numPr>
       </w:pPr>
       <w:r>
-        <w:t xml:space="preserve">Proposal for the adaptation of services and connectivity in areas lacking coverage, ensuring that digital transformation benefits all sectors, especially education, health, and finance.</w:t>
+        <w:t xml:space="preserve">The General Data Protection Regulation (GDPR) is being enforced in the EU to protect consumer privacy and data in the digital platform economy.</w:t>
       </w:r>
     </w:p>
     <w:p>
@@ -449,7 +533,7 @@
         </w:numPr>
       </w:pPr>
       <w:r>
-        <w:t xml:space="preserve">Advocacy for measures against illegal online content and misinformation through internationally agreed binding measures.</w:t>
+        <w:t xml:space="preserve">The application of competition rules is being strengthened to address market dominance and protect consumers and small businesses in digital markets.</w:t>
       </w:r>
     </w:p>
     <w:bookmarkEnd w:id="24"/>
@@ -464,50 +548,10 @@
     </w:p>
     <w:p>
       <w:pPr>
-        <w:pStyle w:val="Compact"/>
-        <w:numPr>
-          <w:ilvl w:val="0"/>
-          <w:numId w:val="1003"/>
-        </w:numPr>
-      </w:pPr>
-      <w:r>
-        <w:t xml:space="preserve">Pide que se elaboren programas de alfabetización digital a todos los niveles y en todos los sectores, para lo cual se deberán asignar recursos de los presupuestos públicos y de la cooperación internacional.</w:t>
-      </w:r>
-    </w:p>
-    <w:p>
-      <w:pPr>
-        <w:pStyle w:val="Compact"/>
-        <w:numPr>
-          <w:ilvl w:val="0"/>
-          <w:numId w:val="1003"/>
-        </w:numPr>
-      </w:pPr>
-      <w:r>
-        <w:t xml:space="preserve">Destaca la necesidad de reforzar la infraestructura de banda ancha mediante la aplicación de planes nacionales que persigan maximizar el potencial de la banda ancha para impulsar el crecimiento económico, la competitividad y la innovación.</w:t>
-      </w:r>
-    </w:p>
-    <w:p>
-      <w:pPr>
-        <w:pStyle w:val="Compact"/>
-        <w:numPr>
-          <w:ilvl w:val="0"/>
-          <w:numId w:val="1003"/>
-        </w:numPr>
-      </w:pPr>
-      <w:r>
-        <w:t xml:space="preserve">Señala que, en las zonas sin cobertura, es necesario desarrollar y adaptar servicios y conectividad, así como desarrollar plataformas de servicios digitales que compartan criterios comunes y características clave.</w:t>
-      </w:r>
-    </w:p>
-    <w:p>
-      <w:pPr>
-        <w:pStyle w:val="Compact"/>
-        <w:numPr>
-          <w:ilvl w:val="0"/>
-          <w:numId w:val="1003"/>
-        </w:numPr>
-      </w:pPr>
-      <w:r>
-        <w:t xml:space="preserve">Pide que se proteja a los consumidores garantizando que las plataformas digitales salvaguarden la privacidad y protejan los datos personales y la elección de los consumidores.</w:t>
+        <w:pStyle w:val="FirstParagraph"/>
+      </w:pPr>
+      <w:r>
+        <w:t xml:space="preserve">No specific quantifiable commitments or targets identified.</w:t>
       </w:r>
     </w:p>
     <w:bookmarkEnd w:id="25"/>
@@ -732,9 +776,6 @@
     <w:abstractNumId w:val="991"/>
   </w:num>
   <w:num w:numId="1002">
-    <w:abstractNumId w:val="991"/>
-  </w:num>
-  <w:num w:numId="1003">
     <w:abstractNumId w:val="991"/>
   </w:num>
 </w:numbering>
